--- a/roteiro-apresentacao-minicurso.docx
+++ b/roteiro-apresentacao-minicurso.docx
@@ -25,7 +25,7 @@
           <w:i/>
           <w:sz w:val="20"/>
         </w:rPr>
-        <w:t xml:space="preserve">Estudo de caso para minicurso. Bloco curto, ~15-20 minutos. Narração completa, pronta para ler/adaptar. Marcações </w:t>
+        <w:t xml:space="preserve">Estudo de caso para minicurso. Bloco curto, ~15-20 minutos (+ 3-4 min de anexo opcional com código). Narração completa, pronta para ler/adaptar. Marcações </w:t>
       </w:r>
       <w:r>
         <w:rPr>
@@ -636,6 +636,301 @@
         <w:pStyle w:val="Heading2"/>
       </w:pPr>
       <w:r>
+        <w:t>9. Anexo — os comandos por trás de cada painel (opcional, ≈ 3-4 min)</w:t>
+      </w:r>
+    </w:p>
+    <w:p>
+      <w:pPr>
+        <w:jc w:val="both"/>
+      </w:pPr>
+      <w:r>
+        <w:rPr>
+          <w:b/>
+        </w:rPr>
+        <w:t>[SLIDE: bloco de código, um por vez, seguindo a ordem da Figura 1]</w:t>
+      </w:r>
+    </w:p>
+    <w:p>
+      <w:pPr>
+        <w:ind w:left="567"/>
+      </w:pPr>
+      <w:r>
+        <w:rPr>
+          <w:i/>
+          <w:sz w:val="20"/>
+        </w:rPr>
+        <w:t xml:space="preserve">Use este bloco se a turma pedir "mas como isso roda de verdade?", ou se sobrar tempo. Os comandos vêm de </w:t>
+      </w:r>
+      <w:r>
+        <w:rPr>
+          <w:rFonts w:ascii="Courier New" w:hAnsi="Courier New"/>
+          <w:i/>
+          <w:sz w:val="20"/>
+        </w:rPr>
+        <w:t>01_quality_assembly/02_trinity_assembly.sh</w:t>
+      </w:r>
+      <w:r>
+        <w:rPr>
+          <w:i/>
+          <w:sz w:val="20"/>
+        </w:rPr>
+        <w:t xml:space="preserve"> e </w:t>
+      </w:r>
+      <w:r>
+        <w:rPr>
+          <w:rFonts w:ascii="Courier New" w:hAnsi="Courier New"/>
+          <w:i/>
+          <w:sz w:val="20"/>
+        </w:rPr>
+        <w:t>02_assembly_evaluation/03_stats_busco.sh</w:t>
+      </w:r>
+      <w:r>
+        <w:rPr>
+          <w:i/>
+          <w:sz w:val="20"/>
+        </w:rPr>
+        <w:t xml:space="preserve"> — os dois scripts do repositório escritos com comentário de rationale em cada parâmetro, pensados originalmente como material de referência. Não são os scripts que geraram os números exatos deste artigo (esses estão em </w:t>
+      </w:r>
+      <w:r>
+        <w:rPr>
+          <w:rFonts w:ascii="Courier New" w:hAnsi="Courier New"/>
+          <w:i/>
+          <w:sz w:val="20"/>
+        </w:rPr>
+        <w:t>script-assembly.sh</w:t>
+      </w:r>
+      <w:r>
+        <w:rPr>
+          <w:i/>
+          <w:sz w:val="20"/>
+        </w:rPr>
+        <w:t>, sem comentário), mas ensinam o pipeline melhor do que qualquer um dos outros.</w:t>
+      </w:r>
+    </w:p>
+    <w:p>
+      <w:pPr>
+        <w:jc w:val="both"/>
+      </w:pPr>
+      <w:r>
+        <w:t>Cada bloco de código aqui corresponde a um painel da Figura 1 que a gente já viu.</w:t>
+      </w:r>
+    </w:p>
+    <w:p>
+      <w:pPr>
+        <w:jc w:val="both"/>
+      </w:pPr>
+      <w:r>
+        <w:rPr>
+          <w:b/>
+        </w:rPr>
+        <w:t>Painel A — Trinity + CD-HIT-EST:</w:t>
+      </w:r>
+    </w:p>
+    <w:p>
+      <w:pPr>
+        <w:ind w:left="567"/>
+      </w:pPr>
+      <w:r>
+        <w:rPr>
+          <w:rFonts w:ascii="Courier New" w:hAnsi="Courier New"/>
+          <w:sz w:val="18"/>
+        </w:rPr>
+        <w:t>Trinity \</w:t>
+        <w:br/>
+        <w:t xml:space="preserve">    --seqType fq \</w:t>
+        <w:br/>
+        <w:t xml:space="preserve">    --left "${TRIMMED_R1}" --right "${TRIMMED_R2}" \</w:t>
+        <w:br/>
+        <w:t xml:space="preserve">    --SS_lib_type RF \</w:t>
+        <w:br/>
+        <w:t xml:space="preserve">    --min_kmer_cov 2 \</w:t>
+        <w:br/>
+        <w:t xml:space="preserve">    --min_contig_length 300 \</w:t>
+        <w:br/>
+        <w:t xml:space="preserve">    --jaccard_clip \</w:t>
+        <w:br/>
+        <w:t xml:space="preserve">    --max_memory 64G --CPU 16 \</w:t>
+        <w:br/>
+        <w:t xml:space="preserve">    --output "${TRINITY_OUT}"</w:t>
+        <w:br/>
+        <w:br/>
+        <w:t>cd-hit-est \</w:t>
+        <w:br/>
+        <w:t xml:space="preserve">    -i "${TRINITY_FASTA}" -o "${CDHIT_OUT}" \</w:t>
+        <w:br/>
+        <w:t xml:space="preserve">    -c 0.95 -n 8 -T 16 -M 0 -d 0</w:t>
+      </w:r>
+    </w:p>
+    <w:p>
+      <w:pPr>
+        <w:jc w:val="both"/>
+      </w:pPr>
+      <w:r>
+        <w:t xml:space="preserve">Dois pontos pra chamar atenção na hora de explicar: </w:t>
+      </w:r>
+      <w:r>
+        <w:rPr>
+          <w:rFonts w:ascii="Courier New" w:hAnsi="Courier New"/>
+          <w:sz w:val="20"/>
+        </w:rPr>
+        <w:t>--SS_lib_type RF</w:t>
+      </w:r>
+      <w:r>
+        <w:t xml:space="preserve"> diz ao Trinity que a biblioteca é </w:t>
+      </w:r>
+      <w:r>
+        <w:rPr>
+          <w:i/>
+        </w:rPr>
+        <w:t>strand-specific</w:t>
+      </w:r>
+      <w:r>
+        <w:t xml:space="preserve"> — sem isso, ele pode fundir transcritos de fita sentido e antissentido como se fossem um só. E o </w:t>
+      </w:r>
+      <w:r>
+        <w:rPr>
+          <w:rFonts w:ascii="Courier New" w:hAnsi="Courier New"/>
+          <w:sz w:val="20"/>
+        </w:rPr>
+        <w:t>-c 0.95</w:t>
+      </w:r>
+      <w:r>
+        <w:t xml:space="preserve"> do CD-HIT é exatamente o corte de 95% de identidade que colapsou aqueles 12.857 transcritos redundantes do painel A.</w:t>
+      </w:r>
+    </w:p>
+    <w:p>
+      <w:pPr>
+        <w:jc w:val="both"/>
+      </w:pPr>
+      <w:r>
+        <w:rPr>
+          <w:b/>
+        </w:rPr>
+        <w:t>Painel B — estatísticas e curva N50:</w:t>
+      </w:r>
+    </w:p>
+    <w:p>
+      <w:pPr>
+        <w:ind w:left="567"/>
+      </w:pPr>
+      <w:r>
+        <w:rPr>
+          <w:rFonts w:ascii="Courier New" w:hAnsi="Courier New"/>
+          <w:sz w:val="18"/>
+        </w:rPr>
+        <w:t>TrinityStats.pl "${CDHIT_FASTA}" | tee cdhit_stats.txt</w:t>
+      </w:r>
+    </w:p>
+    <w:p>
+      <w:pPr>
+        <w:jc w:val="both"/>
+      </w:pPr>
+      <w:r>
+        <w:t>Um comando só, mas ele que gera todos os números da curva Nx que a gente comentou — N10, N20... até N50.</w:t>
+      </w:r>
+    </w:p>
+    <w:p>
+      <w:pPr>
+        <w:jc w:val="both"/>
+      </w:pPr>
+      <w:r>
+        <w:rPr>
+          <w:b/>
+        </w:rPr>
+        <w:t>Painel C — BUSCO:</w:t>
+      </w:r>
+    </w:p>
+    <w:p>
+      <w:pPr>
+        <w:ind w:left="567"/>
+      </w:pPr>
+      <w:r>
+        <w:rPr>
+          <w:rFonts w:ascii="Courier New" w:hAnsi="Courier New"/>
+          <w:sz w:val="18"/>
+        </w:rPr>
+        <w:t>busco \</w:t>
+        <w:br/>
+        <w:t xml:space="preserve">    --input "${CDHIT_FASTA}" \</w:t>
+        <w:br/>
+        <w:t xml:space="preserve">    --out "busco_mahanarva" \</w:t>
+        <w:br/>
+        <w:t xml:space="preserve">    --lineage_dataset insecta_odb10 \</w:t>
+        <w:br/>
+        <w:t xml:space="preserve">    --mode transcriptome \</w:t>
+        <w:br/>
+        <w:t xml:space="preserve">    --cpu 16 --force</w:t>
+      </w:r>
+    </w:p>
+    <w:p>
+      <w:pPr>
+        <w:jc w:val="both"/>
+      </w:pPr>
+      <w:r>
+        <w:t>Vale ler em voz alta o comentário que está no script original sobre esse painel, porque resume bem a discussão que a gente teve sobre os 56% duplicados:</w:t>
+      </w:r>
+    </w:p>
+    <w:p>
+      <w:pPr>
+        <w:ind w:left="567"/>
+      </w:pPr>
+      <w:r>
+        <w:rPr>
+          <w:i/>
+          <w:sz w:val="20"/>
+        </w:rPr>
+        <w:t>"A salivary gland transcriptome is expected to show lower completeness than a whole-body transcriptome... isoforms may inflate duplicated BUSCOs. This is EXPECTED and does NOT indicate a low-quality assembly."</w:t>
+      </w:r>
+    </w:p>
+    <w:p>
+      <w:pPr>
+        <w:jc w:val="both"/>
+      </w:pPr>
+      <w:r>
+        <w:rPr>
+          <w:b/>
+        </w:rPr>
+        <w:t>Painel D — TransDecoder:</w:t>
+      </w:r>
+    </w:p>
+    <w:p>
+      <w:pPr>
+        <w:ind w:left="567"/>
+      </w:pPr>
+      <w:r>
+        <w:rPr>
+          <w:rFonts w:ascii="Courier New" w:hAnsi="Courier New"/>
+          <w:sz w:val="18"/>
+        </w:rPr>
+        <w:t>TransDecoder.LongOrfs -t "${CDHIT_OUT}" -m 100</w:t>
+        <w:br/>
+        <w:br/>
+        <w:t>TransDecoder.Predict -t "${CDHIT_OUT}" --single_best_only</w:t>
+      </w:r>
+    </w:p>
+    <w:p>
+      <w:pPr>
+        <w:jc w:val="both"/>
+      </w:pPr>
+      <w:r>
+        <w:rPr>
+          <w:rFonts w:ascii="Courier New" w:hAnsi="Courier New"/>
+          <w:sz w:val="20"/>
+        </w:rPr>
+        <w:t>-m 100</w:t>
+      </w:r>
+      <w:r>
+        <w:t xml:space="preserve"> é o comprimento mínimo de ORF em aminoácidos — os comentários do script justificam esse valor (em vez do padrão, que é maior) exatamente pela hipótese biológica do projeto: peptídeos secretados pequenos, como um efetor salivar, podem ser descartados por um filtro mais rígido. É um bom exemplo de como um parâmetro de bioinformática não é neutro — ele já embute uma escolha ligada à pergunta científica.</w:t>
+      </w:r>
+    </w:p>
+    <w:p>
+      <w:pPr/>
+    </w:p>
+    <w:p>
+      <w:pPr>
+        <w:pStyle w:val="Heading2"/>
+      </w:pPr>
+      <w:r>
         <w:t>Referência rápida — números usados neste roteiro</w:t>
       </w:r>
     </w:p>

--- a/roteiro-apresentacao-minicurso.docx
+++ b/roteiro-apresentacao-minicurso.docx
@@ -515,7 +515,16 @@
         <w:jc w:val="both"/>
       </w:pPr>
       <w:r>
-        <w:t>Vale um comentário metodológico rápido: a gente não tinha FASTQ bruto pra rodar uma triagem metagenômica clássica. Então essa detecção veio de reaproveitar a própria anotação taxonômica que já tínhamos gerado — um atalho que funciona bem quando o simbionte é altamente expresso, mesmo em tecido que não é o clássico "corpo gorduroso" onde ele mora.</w:t>
+        <w:t xml:space="preserve">Vale um comentário metodológico rápido: essa primeira detecção veio de reaproveitar a própria anotação taxonômica que já tínhamos gerado, sem precisar de sequenciamento metagenômico dedicado — um atalho que funciona bem quando o simbionte é altamente expresso, mesmo em tecido que não é o clássico "corpo gorduroso" onde ele mora. Depois confirmamos isso de duas formas independentes: o GC% desses candidatos é 24,9% de mediana contra 36,2% do resto do transcriptoma (estatisticamente muito significativo — é o perfil AT-rico clássico de genoma reduzido de simbionte), e a identidade de 99,4% a proteínas nomeadas de </w:t>
+      </w:r>
+      <w:r>
+        <w:rPr>
+          <w:i/>
+        </w:rPr>
+        <w:t>Karelsulcia</w:t>
+      </w:r>
+      <w:r>
+        <w:t>. Uma tentativa de árvore filogenética (GroEL) não deu resultado conclusivo — contamos isso sem esconder, faz parte do processo.</w:t>
       </w:r>
     </w:p>
     <w:p>
@@ -523,7 +532,7 @@
         <w:jc w:val="both"/>
       </w:pPr>
       <w:r>
-        <w:t xml:space="preserve">E, por transparência: apareceram também 2 hits fracos, um pra </w:t>
+        <w:t xml:space="preserve">E aqui vem uma atualização importante desde a última vez que apresentei isso: aqueles 2 hits fracos de </w:t>
       </w:r>
       <w:r>
         <w:rPr>
@@ -532,7 +541,16 @@
         <w:t>Xylella fastidiosa</w:t>
       </w:r>
       <w:r>
-        <w:t xml:space="preserve"> e outro pra fitoplasma — mas com baixíssima confiança, e no caso do fitoplasma, biologicamente improvável, porque fitoplasma vive só no floema e essa cigarrinha se alimenta só de xilema. Não estou descartando a hipótese de vetor de patógeno, só dizendo que esse dado sozinho não prova nada — precisaria de PCR direcionado pra confirmar.</w:t>
+        <w:t xml:space="preserve"> e fitoplasma que eu tratava como "precisa confirmar com PCR" — nós já testamos. Usamos o FASTQ bruto de verdade, mapeamos os 173 milhões de reads contra os genomas de referência completos de ambos, e a cobertura ficou abaixo de 0,3% em ambos os casos — e praticamente todo esse pouco sinal cai dentro do gene de rRNA, que é a região mais conservada entre bactérias distantes. Isso é a assinatura clássica de "meu read bateu ali por acaso porque é uma região universal", não presença real do patógeno. Então dá pra fechar essa pergunta: não há evidência de </w:t>
+      </w:r>
+      <w:r>
+        <w:rPr>
+          <w:i/>
+        </w:rPr>
+        <w:t>Xylella</w:t>
+      </w:r>
+      <w:r>
+        <w:t xml:space="preserve"> ou fitoplasma neste material.</w:t>
       </w:r>
     </w:p>
     <w:p>
@@ -562,7 +580,16 @@
         <w:jc w:val="both"/>
       </w:pPr>
       <w:r>
-        <w:t>Voltando à primeira hipótese. Mesmo sem ter rodado ainda a etapa de predição de secretoma — que filtra quais proteínas realmente têm peptídeo sinal e são de fato secretadas —, a anotação já aponta famílias muito sugestivas: proteases do tipo veneno, um peptídeo salivar secretado, óxido nítrico sintase salivar, laccase, várias mucinas, fosfolipases A2 e B, e 78 domínios de ligação a cálcio, os EF-hand.</w:t>
+        <w:t xml:space="preserve">Voltando à primeira hipótese. Rodamos a predição de secretoma (TMbed, que substitui SignalP6/TMHMM — essas duas exigem licença acadêmica que nunca conseguimos) e ela filtrou 1.171 proteínas (9,4%) como secretoma clássico de verdade — peptídeo sinal presente e no máximo 1 hélice transmembrana. Cruzando isso com os termos funcionais associados a fitotoxicidade em outros hemípteros, sobraram </w:t>
+      </w:r>
+      <w:r>
+        <w:rPr>
+          <w:b/>
+        </w:rPr>
+        <w:t>35 candidatos concretos</w:t>
+      </w:r>
+      <w:r>
+        <w:t>: proteases tipo veneno, um peptídeo salivar secretado de alta expressão, mucinas, fosfolipases A2/B, carboxipeptidase tipo veneno, e domínios EF-hand de ligação a cálcio.</w:t>
       </w:r>
     </w:p>
     <w:p>
@@ -578,7 +605,16 @@
         <w:jc w:val="both"/>
       </w:pPr>
       <w:r>
-        <w:t>Isso ainda não é uma resposta — é uma lista de suspeitos. O próximo passo do pipeline, que ainda está pendente, é rodar a predição de secretoma pra filtrar só quem é realmente secretado, cruzar com o nível de expressão, e comparar com achados de proteômica que o mesmo grupo já publicou pra essa espécie.</w:t>
+        <w:t xml:space="preserve">Essa lista de 35 ainda não é uma resposta definitiva — é o funil final de uma lista muito maior. Mas ela ficou ainda mais interessante depois de uma rodada adicional de triagem que fizemos bem recentemente: testamos diretamente se algum patógeno microbiano (vírus, bactéria, fungo) poderia estar causando o amarelão em vez de uma toxina do próprio inseto — e nenhum se confirmou. </w:t>
+      </w:r>
+      <w:r>
+        <w:rPr>
+          <w:i/>
+        </w:rPr>
+        <w:t>Xylella</w:t>
+      </w:r>
+      <w:r>
+        <w:t xml:space="preserve"> e fitoplasma foram refutados (seção anterior), os vírus encontrados são todos linhagens já conhecidas como específicas de inseto, e uma busca por genes de toxina bacteriana/fúngica em toda a anotação não achou nenhuma fitotoxina clássica. Por eliminação, isso reforça — sem provar — que a explicação mais bem sustentada pelos dados de hoje é mesmo um composto salivar do próprio inseto. O próximo passo real agora é validação de bancada (proteômica/RNAi/ensaio de fitotoxicidade) nesses 35 candidatos, comparando com a proteômica que o mesmo grupo já publicou pra essa espécie.</w:t>
       </w:r>
     </w:p>
     <w:p>
@@ -608,7 +644,7 @@
         <w:jc w:val="both"/>
       </w:pPr>
       <w:r>
-        <w:t>Esse é o estado real do projeto hoje: montagem, anotação e a primeira camada de triagem de simbionte estão prontas. Predição de secretoma, priorização de efetor e uma segunda camada de confirmação de simbionte — essa via classificação direta dos contigs montados — ainda estão pendentes, esperando processamento em servidor.</w:t>
+        <w:t>Esse é o estado real do projeto hoje: montagem, anotação, as duas camadas de confirmação de simbionte, secretoma, priorização de efetor, e uma rodada inteira de triagem de patógeno (vírus/bactéria/fungo) estão todas concluídas. O que falta agora não é mais rodar mais bioinformática exploratória — é validação de bancada dos 35 candidatos a efetor, e, se algum dia fizer sentido, sequenciamento dedicado (DNA de bacterioma, ou várias plantas sintomáticas vs. assintomáticas) para ir além do que uma única biblioteca de transcriptoma consegue responder.</w:t>
       </w:r>
     </w:p>
     <w:p>
@@ -616,7 +652,7 @@
         <w:jc w:val="both"/>
       </w:pPr>
       <w:r>
-        <w:t xml:space="preserve">E eu queria fechar com o motivo de estar mostrando um projeto inacabado, e não um artigo publicado e redondo: porque isso </w:t>
+        <w:t xml:space="preserve">E eu queria fechar com o motivo de estar mostrando esse processo completo, incluindo os becos sem saída (a filogenia que não fechou, os 2 patógenos refutados), e não só os achados bonitos: porque isso </w:t>
       </w:r>
       <w:r>
         <w:rPr>
@@ -625,7 +661,7 @@
         <w:t>é</w:t>
       </w:r>
       <w:r>
-        <w:t xml:space="preserve"> como bioinformática de verdade acontece. Vocês não vão sair de um transcriptoma direto pra uma resposta. Vão sair com um funil de candidatos, alguns achados sólidos — como esse endossimbionte —, e uma lista clara do que falta rodar. Cada figura que eu mostrei hoje corresponde a uma pergunta que vocês também vão poder fazer nos dados de vocês: minha montagem está completa? Está redundante? O que essas proteínas realmente são? E o que, dentro disso, pode responder à pergunta biológica que me trouxe até aqui?</w:t>
+        <w:t xml:space="preserve"> como bioinformática de verdade acontece. Vocês não vão sair de um transcriptoma direto pra uma resposta definitiva. Vão sair com um funil de candidatos, alguns achados sólidos — como esse endossimbionte —, algumas hipóteses eliminadas de forma honesta, e uma lista concreta do que ainda precisa de bancada. Cada figura que eu mostrei hoje corresponde a uma pergunta que vocês também vão poder fazer nos dados de vocês: minha montagem está completa? Está redundante? O que essas proteínas realmente são? E o que, dentro disso, pode responder à pergunta biológica que me trouxe até aqui — e o que definitivamente NÃO responde, mesmo parecendo promissor à primeira vista?</w:t>
       </w:r>
     </w:p>
     <w:p>
@@ -1289,6 +1325,126 @@
                 <w:rFonts w:ascii="Times New Roman" w:hAnsi="Times New Roman"/>
                 <w:sz w:val="20"/>
               </w:rPr>
+              <w:t>Secretoma clássico (TMbed) / candidatos a efetor priorizados</w:t>
+            </w:r>
+          </w:p>
+        </w:tc>
+        <w:tc>
+          <w:tcPr>
+            <w:tcW w:type="dxa" w:w="4561"/>
+          </w:tcPr>
+          <w:p>
+            <w:r>
+              <w:rPr>
+                <w:rFonts w:ascii="Times New Roman" w:hAnsi="Times New Roman"/>
+                <w:sz w:val="20"/>
+              </w:rPr>
+              <w:t>1.171 (9,4%) / 35</w:t>
+            </w:r>
+          </w:p>
+        </w:tc>
+      </w:tr>
+      <w:tr>
+        <w:tc>
+          <w:tcPr>
+            <w:tcW w:type="dxa" w:w="4561"/>
+          </w:tcPr>
+          <w:p>
+            <w:r>
+              <w:rPr>
+                <w:rFonts w:ascii="Times New Roman" w:hAnsi="Times New Roman"/>
+                <w:sz w:val="20"/>
+              </w:rPr>
+              <w:t>Xylella / fitoplasma — cobertura genoma-inteira (Camada 3)</w:t>
+            </w:r>
+          </w:p>
+        </w:tc>
+        <w:tc>
+          <w:tcPr>
+            <w:tcW w:type="dxa" w:w="4561"/>
+          </w:tcPr>
+          <w:p>
+            <w:r>
+              <w:rPr>
+                <w:rFonts w:ascii="Times New Roman" w:hAnsi="Times New Roman"/>
+                <w:sz w:val="20"/>
+              </w:rPr>
+              <w:t>0,28% / 0,17% — ambos refutados</w:t>
+            </w:r>
+          </w:p>
+        </w:tc>
+      </w:tr>
+      <w:tr>
+        <w:tc>
+          <w:tcPr>
+            <w:tcW w:type="dxa" w:w="4561"/>
+          </w:tcPr>
+          <w:p>
+            <w:r>
+              <w:rPr>
+                <w:rFonts w:ascii="Times New Roman" w:hAnsi="Times New Roman"/>
+                <w:sz w:val="20"/>
+              </w:rPr>
+              <w:t>Herbaspirillum spp. (censo completo de Bacteria, achado novo)</w:t>
+            </w:r>
+          </w:p>
+        </w:tc>
+        <w:tc>
+          <w:tcPr>
+            <w:tcW w:type="dxa" w:w="4561"/>
+          </w:tcPr>
+          <w:p>
+            <w:r>
+              <w:rPr>
+                <w:rFonts w:ascii="Times New Roman" w:hAnsi="Times New Roman"/>
+                <w:sz w:val="20"/>
+              </w:rPr>
+              <w:t>88 hits</w:t>
+            </w:r>
+          </w:p>
+        </w:tc>
+      </w:tr>
+      <w:tr>
+        <w:tc>
+          <w:tcPr>
+            <w:tcW w:type="dxa" w:w="4561"/>
+          </w:tcPr>
+          <w:p>
+            <w:r>
+              <w:rPr>
+                <w:rFonts w:ascii="Times New Roman" w:hAnsi="Times New Roman"/>
+                <w:sz w:val="20"/>
+              </w:rPr>
+              <w:t>Vírus confirmados por 2 fontes (todos específicos de artrópode)</w:t>
+            </w:r>
+          </w:p>
+        </w:tc>
+        <w:tc>
+          <w:tcPr>
+            <w:tcW w:type="dxa" w:w="4561"/>
+          </w:tcPr>
+          <w:p>
+            <w:r>
+              <w:rPr>
+                <w:rFonts w:ascii="Times New Roman" w:hAnsi="Times New Roman"/>
+                <w:sz w:val="20"/>
+              </w:rPr>
+              <w:t>4</w:t>
+            </w:r>
+          </w:p>
+        </w:tc>
+      </w:tr>
+      <w:tr>
+        <w:tc>
+          <w:tcPr>
+            <w:tcW w:type="dxa" w:w="4561"/>
+          </w:tcPr>
+          <w:p>
+            <w:r>
+              <w:rPr>
+                <w:rFonts w:ascii="Times New Roman" w:hAnsi="Times New Roman"/>
+                <w:sz w:val="20"/>
+              </w:rPr>
               <w:t>Status pendente</w:t>
             </w:r>
           </w:p>
@@ -1303,7 +1459,7 @@
                 <w:rFonts w:ascii="Times New Roman" w:hAnsi="Times New Roman"/>
                 <w:sz w:val="20"/>
               </w:rPr>
-              <w:t>Secretoma, priorização de efetores, Camada 2 de endossimbiontes</w:t>
+              <w:t>Validação de bancada dos 35 candidatos a efetor (proteômica/RNAi/ensaio de fitotoxicidade)</w:t>
             </w:r>
           </w:p>
         </w:tc>
